--- a/companies/ashcombe-advisory/Engagements/Kirby-Taylor/2022.05.01 - Kickoff Memo - Media Relations Program.docx
+++ b/companies/ashcombe-advisory/Engagements/Kirby-Taylor/2022.05.01 - Kickoff Memo - Media Relations Program.docx
@@ -4,21 +4,34 @@
   <w:body>
     <w:p>
       <w:r>
-        <w:t>TO: Engagement Team</w:t>
+        <w:t>To: Engagement team, Kirby-Taylor media relations program</w:t>
         <w:br/>
-        <w:t>FROM: Laura Bradley</w:t>
+        <w:t>From: Laura Bradley</w:t>
         <w:br/>
-        <w:t>RE: Kickoff -- Media Relations Program for Kirby-Taylor</w:t>
+        <w:t>Re: Kickoff, and how we will run it</w:t>
       </w:r>
     </w:p>
     <w:p>
       <w:r>
-        <w:t>Our engagement with Kirby-Taylor commenced on April 28, 2022, and now that the letter is signed this memo sets out how we will run the opening weeks. The objective for this phase is narrow, and worth stating plainly: understand how the company is covered today, agree a short set of core messages we can stand behind, and build the media list and announcement calendar we will work from. Nothing goes out to a reporter until those three are settled. The first weeks are for getting the ground right; a story that goes out on a shaky message is harder to fix afterward than one that goes out a week later. Done well, this phase ends with a position we can defend, a short list of messages agreed in writing, and a clear view of who tells the story and in what order.</w:t>
+        <w:t>Here is where we are pointed, so we all start facing the same way. We are underway on the media relations program for Kirby-Taylor, with our start set at April 28, 2022, and our job over the coming months is to give the company a clear, defensible story for the reporters who cover it. Success looks quiet: the announcements land as the company means them to, and we are never caught reacting to a story we should have seen coming.</w:t>
       </w:r>
     </w:p>
     <w:p>
       <w:r>
-        <w:t>I have split the early work into the workstreams below, each with a name against it so the work has a clear owner from day one:</w:t>
+        <w:t>That comes down to the right press list, talking points we can all speak from, a financial summary that holds up to a hard look, and steady coordination with the client through the announcements ahead. None of this is new to us. It is worth naming once, though, so nobody waits on a hand-off that was never assigned.</w:t>
+      </w:r>
+    </w:p>
+    <w:p>
+      <w:r>
+        <w:t>A word on how we will run it. The program lives mostly in email, so we keep one thread per topic, we copy each other so any of us can pick up a question, and we log what we send the client so the record stays in order as the volume grows. Anything sensitive, and the sharper announcements will be, goes to Julie before it reaches the press, so please send it my way or hers if you are unsure whether it needs a partner's eye.</w:t>
+      </w:r>
+    </w:p>
+    <w:p>
+      <w:pPr>
+        <w:pStyle w:val="Heading2"/>
+      </w:pPr>
+      <w:r>
+        <w:t>Where the work sits</w:t>
       </w:r>
     </w:p>
     <w:p>
@@ -26,7 +39,7 @@
         <w:pStyle w:val="ListBullet"/>
       </w:pPr>
       <w:r>
-        <w:t>Media landscape. Kimberly Le to read how Kirby-Taylor and its peers are covered now, which reporters own the beat, and where the honest openings are. Written up as findings, not just gathered.</w:t>
+        <w:t>Media strategy and outreach. I hold the overall plan and the press list, and I keep our approach to each outlet consistent so we are not saying one thing to a trade desk and another to a wire.</w:t>
       </w:r>
     </w:p>
     <w:p>
@@ -34,7 +47,7 @@
         <w:pStyle w:val="ListBullet"/>
       </w:pPr>
       <w:r>
-        <w:t>Core messages. Laura Bradley to draft the position and the two or three core messages, with the proof behind each, kept short and agreed in writing before anything travels.</w:t>
+        <w:t>Coverage and talking points. Kimberly Le tracks how the company is being written about now and drafts the talking points, so we all speak from one page the moment a reporter calls, and she is our early read on where a story is likely to head.</w:t>
       </w:r>
     </w:p>
     <w:p>
@@ -42,7 +55,7 @@
         <w:pStyle w:val="ListBullet"/>
       </w:pPr>
       <w:r>
-        <w:t>Media list and calendar. Melissa Zimmerman to build the working media list and stand up the announcement calendar, and to track who still owes what so commitments do not stay implicit.</w:t>
+        <w:t>Financial summary. Melissa Zimmerman assembles the figures and the fact sheet, and she checks every number against its source before it leaves us; nothing the client can point at should ever be a figure we cannot defend.</w:t>
       </w:r>
     </w:p>
     <w:p>
@@ -50,7 +63,15 @@
         <w:pStyle w:val="ListBullet"/>
       </w:pPr>
       <w:r>
-        <w:t>Spokesperson readiness. The team to map who at the client will speak for the company, sort them by the outlets and topics each is best placed to handle, and note the preparation each will need before a first conversation with a reporter.</w:t>
+        <w:t>Client coordination. Sandra Mcdaniel is our point of contact at Kirby-Taylor; approvals and scheduling on their side route through her, and we do not go around her.</w:t>
+      </w:r>
+    </w:p>
+    <w:p>
+      <w:pPr>
+        <w:pStyle w:val="Heading2"/>
+      </w:pPr>
+      <w:r>
+        <w:t>What happens first</w:t>
       </w:r>
     </w:p>
     <w:p>
@@ -58,17 +79,28 @@
         <w:pStyle w:val="ListBullet"/>
       </w:pPr>
       <w:r>
-        <w:t>Client coordination. Sandra Mcdaniel to be our single point of contact at Kirby-Taylor for approvals and for anything that touches the business.</w:t>
+        <w:t>1. Kimberly Le pulls a first read on the current coverage this week, so we begin from what is actually being said rather than what we assume.</w:t>
+      </w:r>
+    </w:p>
+    <w:p>
+      <w:pPr>
+        <w:pStyle w:val="ListBullet"/>
+      </w:pPr>
+      <w:r>
+        <w:t>2. Melissa Zimmerman opens the financial summary and flags early any figure she needs from the client to finish it.</w:t>
+      </w:r>
+    </w:p>
+    <w:p>
+      <w:pPr>
+        <w:pStyle w:val="ListBullet"/>
+      </w:pPr>
+      <w:r>
+        <w:t>3. I set our first working call with Sandra Mcdaniel and send the invite round to the team once we have a time.</w:t>
       </w:r>
     </w:p>
     <w:p>
       <w:r>
-        <w:t>A few next steps. I will send Sandra Mcdaniel a short intake note this week so both sides start from the same set of facts. Kimberly Le will bring a first read of the landscape to our internal review before any of it is shaped into messaging, and Melissa Zimmerman will circulate the first cut of the media list for us to mark up together. We will run one status thread for the program so every decision is captured in writing and nobody is working off an old version, and we will hold a short internal review each week to keep the workstreams lined up before anything crosses to the client. If I have misjudged a priority here, or left a workstream out, say so early -- early is when a course change costs us little, and a wrong assumption left to harden is what costs us later.</w:t>
-      </w:r>
-    </w:p>
-    <w:p>
-      <w:r>
-        <w:t>Prepared by Laura Bradley.</w:t>
+        <w:t>Send me anything you want raised on that first call by Thursday, and flag now whatever you are unsure of, so we settle it between us before we sit down with the client. I will keep this thread as our home base for the program and post the call details here once Sandra Mcdaniel and I have a time. Thanks, all; we are in good shape to start.</w:t>
       </w:r>
     </w:p>
     <w:sectPr>
